--- a/docs/PatterOS_AI_Rig_BOM_and_Build_Guide.docx
+++ b/docs/PatterOS_AI_Rig_BOM_and_Build_Guide.docx
@@ -298,23 +298,23 @@
                 <w:sz w:val="22"/>
                 <w:szCs w:val="22"/>
               </w:rPr>
-              <w:t>install.sh</w:t>
-            </w:r>
-            <w:r>
-              <w:rPr>
-                <w:rFonts w:eastAsia="Calibri" w:cs="Calibri"/>
-                <w:sz w:val="22"/>
-                <w:szCs w:val="22"/>
-              </w:rPr>
-              <w:t xml:space="preserve"> script  </w:t>
-            </w:r>
-            <w:r>
-              <w:rPr>
-                <w:rFonts w:eastAsia="Calibri" w:cs="Calibri"/>
-                <w:sz w:val="22"/>
-                <w:szCs w:val="22"/>
-              </w:rPr>
-              <w:t xml:space="preserve">(coming soon!) </w:t>
+              <w:t>install_local_ai.sh</w:t>
+            </w:r>
+            <w:r>
+              <w:rPr>
+                <w:rFonts w:eastAsia="Calibri" w:cs="Calibri"/>
+                <w:sz w:val="22"/>
+                <w:szCs w:val="22"/>
+              </w:rPr>
+              <w:t xml:space="preserve"> script </w:t>
+            </w:r>
+            <w:r>
+              <w:rPr>
+                <w:rFonts w:eastAsia="Calibri" w:cs="Calibri"/>
+                <w:sz w:val="22"/>
+                <w:szCs w:val="22"/>
+              </w:rPr>
+              <w:t xml:space="preserve"/>
             </w:r>
             <w:r>
               <w:rPr>
@@ -2444,7 +2444,7 @@
                 <w:sz w:val="19"/>
                 <w:szCs w:val="19"/>
               </w:rPr>
-              <w:t>Most VRAM per pound. Inference via ROCm, training via Unsloth Core.</w:t>
+              <w:t>Most VRAM per pound. Inference via Vulkan, which needs no vendor toolkit.</w:t>
             </w:r>
           </w:p>
         </w:tc>
@@ -2864,7 +2864,7 @@
           <w:sz w:val="22"/>
           <w:szCs w:val="22"/>
         </w:rPr>
-        <w:t xml:space="preserve">The same 24 GB of VRAM for noticeably less money. Inference through llama.cpp (built against ROCm) is excellent. For training, Unsloth Studio currently handles chat and data preparation on AMD, with full fine-tuning available through Unsloth’s code-based Core path. If your focus is running models rather than training them, this is superb value. </w:t>
+        <w:t xml:space="preserve">The same 24 GB of VRAM for noticeably less money. Inference through llama.cpp (built against Vulkan) is excellent, and Vulkan needs no vendor toolkit to install. For training, Unsloth Studio currently handles chat and data preparation on AMD, with full fine-tuning available through Unsloth’s code-based Core path. If your focus is running models rather than training them, this is superb value. </w:t>
       </w:r>
       <w:r>
         <w:rPr>
@@ -7115,7 +7115,7 @@
                 <w:sz w:val="22"/>
                 <w:szCs w:val="22"/>
               </w:rPr>
-              <w:t>install.sh</w:t>
+              <w:t>install_local_ai.sh</w:t>
             </w:r>
             <w:r>
               <w:rPr>
@@ -7131,7 +7131,7 @@
                 <w:sz w:val="22"/>
                 <w:szCs w:val="22"/>
               </w:rPr>
-              <w:t>(coming soon) which will handle</w:t>
+              <w:t>which will handle</w:t>
             </w:r>
             <w:r>
               <w:rPr>
@@ -7236,7 +7236,7 @@
                 <w:sz w:val="20"/>
                 <w:szCs w:val="20"/>
               </w:rPr>
-              <w:t xml:space="preserve">Run install.sh </w:t>
+              <w:t xml:space="preserve">Run install_local_ai.sh</w:t>
             </w:r>
             <w:r>
               <w:rPr>
@@ -7245,7 +7245,7 @@
                 <w:sz w:val="20"/>
                 <w:szCs w:val="20"/>
               </w:rPr>
-              <w:t>(coming soon!)</w:t>
+              <w:t/>
             </w:r>
             <w:r>
               <w:rPr>
@@ -7384,7 +7384,7 @@
             <w:sz w:val="22"/>
             <w:szCs w:val="22"/>
           </w:rPr>
-          <w:t>https://github.com/Daniel-Parke/YouTube-Repo</w:t>
+          <w:t>https://github.com/Daniel-Parke/PatterOS</w:t>
         </w:r>
       </w:hyperlink>
     </w:p>
@@ -7519,18 +7519,18 @@
                 <w:sz w:val="19"/>
                 <w:szCs w:val="19"/>
               </w:rPr>
-              <w:t xml:space="preserve">1. Get install.sh </w:t>
-            </w:r>
-            <w:r>
-              <w:rPr>
-                <w:rFonts w:eastAsia="Calibri" w:cs="Calibri"/>
-                <w:b w:val="false"/>
-                <w:bCs w:val="false"/>
-                <w:color w:val="13293D"/>
-                <w:sz w:val="19"/>
-                <w:szCs w:val="19"/>
-              </w:rPr>
-              <w:t>(coming soon!)</w:t>
+              <w:t xml:space="preserve">1. Get install_local_ai.sh </w:t>
+            </w:r>
+            <w:r>
+              <w:rPr>
+                <w:rFonts w:eastAsia="Calibri" w:cs="Calibri"/>
+                <w:b w:val="false"/>
+                <w:bCs w:val="false"/>
+                <w:color w:val="13293D"/>
+                <w:sz w:val="19"/>
+                <w:szCs w:val="19"/>
+              </w:rPr>
+              <w:t/>
             </w:r>
           </w:p>
         </w:tc>
@@ -7648,7 +7648,7 @@
                 <w:sz w:val="19"/>
                 <w:szCs w:val="19"/>
               </w:rPr>
-              <w:t xml:space="preserve">Run “less install.sh”, it’s heavily commented and safe to read first. </w:t>
+              <w:t xml:space="preserve">Run “less install_local_ai.sh”, it’s heavily commented and safe to read first. </w:t>
             </w:r>
             <w:r>
               <w:rPr>
@@ -7812,7 +7812,7 @@
                 <w:sz w:val="19"/>
                 <w:szCs w:val="19"/>
               </w:rPr>
-              <w:t xml:space="preserve">sudo bash install.sh”, then choose how much to install. It detects your GPU </w:t>
+              <w:t xml:space="preserve">sudo bash install_local_ai.sh”, then choose how much to install. It detects your GPU </w:t>
             </w:r>
             <w:r>
               <w:rPr>
@@ -8008,7 +8008,7 @@
                 <w:sz w:val="19"/>
                 <w:szCs w:val="19"/>
               </w:rPr>
-              <w:t>Open the chat endpoint at http://YOUR-PC-IP:8080, and Unsloth Studio at port 7860.</w:t>
+              <w:t>Open the Odysseus workspace at http://localhost:7000, and the model server answers at http://localhost:8020/v1.</w:t>
             </w:r>
           </w:p>
         </w:tc>
